--- a/Ozrit HR data/ozrit/HR/HR/Employees/Rani/Ozrit AI  Payslip.docx
+++ b/Ozrit HR data/ozrit/HR/HR/Employees/Rani/Ozrit AI  Payslip.docx
@@ -264,14 +264,14 @@
                 <w:sz w:val="26"/>
                 <w:szCs w:val="26"/>
               </w:rPr>
-              <w:t>lip for the month of Ju</w:t>
+              <w:t xml:space="preserve">lip for the month of </w:t>
             </w:r>
             <w:r>
               <w:rPr>
                 <w:sz w:val="26"/>
                 <w:szCs w:val="26"/>
               </w:rPr>
-              <w:t>ly</w:t>
+              <w:t>August</w:t>
             </w:r>
             <w:r>
               <w:rPr>
